--- a/src/src/main/webapp/portal/asset/arrivedOutStock/docTemplate/out_stocked_template.docx
+++ b/src/src/main/webapp/portal/asset/arrivedOutStock/docTemplate/out_stocked_template.docx
@@ -475,7 +475,7 @@
             <w:pPr>
               <w:jc w:val="center"/>
               <w:rPr>
-                <w:rFonts w:ascii="Calibri" w:eastAsia="DengXian" w:hAnsi="Calibri" w:hint="eastAsia"/>
+                <w:rFonts w:ascii="Calibri" w:eastAsia="DengXian" w:hAnsi="Calibri"/>
                 <w:b/>
                 <w:sz w:val="28"/>
                 <w:szCs w:val="28"/>
@@ -615,7 +615,7 @@
             <w:pPr>
               <w:jc w:val="center"/>
               <w:rPr>
-                <w:rFonts w:ascii="Calibri" w:eastAsia="DengXian" w:hAnsi="Calibri" w:hint="eastAsia"/>
+                <w:rFonts w:ascii="Calibri" w:eastAsia="DengXian" w:hAnsi="Calibri"/>
                 <w:sz w:val="24"/>
               </w:rPr>
             </w:pPr>
@@ -805,7 +805,7 @@
           <w:p>
             <w:pPr>
               <w:rPr>
-                <w:rFonts w:ascii="Calibri" w:eastAsia="DengXian" w:hAnsi="Calibri" w:hint="eastAsia"/>
+                <w:rFonts w:ascii="Calibri" w:eastAsia="DengXian" w:hAnsi="Calibri"/>
                 <w:sz w:val="24"/>
               </w:rPr>
             </w:pPr>
@@ -839,7 +839,14 @@
                 <w:rFonts w:ascii="Calibri" w:eastAsia="DengXian" w:hAnsi="Calibri" w:hint="eastAsia"/>
                 <w:sz w:val="24"/>
               </w:rPr>
-              <w:t>备注：区域医疗中心（财政）</w:t>
+              <w:t>备注：</w:t>
+            </w:r>
+            <w:r>
+              <w:rPr>
+                <w:rFonts w:ascii="Calibri" w:eastAsia="DengXian" w:hAnsi="Calibri"/>
+                <w:sz w:val="24"/>
+              </w:rPr>
+              <w:t xml:space="preserve"> </w:t>
             </w:r>
           </w:p>
         </w:tc>
@@ -856,7 +863,7 @@
           <w:p>
             <w:pPr>
               <w:rPr>
-                <w:rFonts w:ascii="Calibri" w:eastAsia="DengXian" w:hAnsi="Calibri" w:hint="eastAsia"/>
+                <w:rFonts w:ascii="Calibri" w:eastAsia="DengXian" w:hAnsi="Calibri"/>
                 <w:sz w:val="24"/>
               </w:rPr>
             </w:pPr>
@@ -868,7 +875,7 @@
       <w:pPr>
         <w:jc w:val="left"/>
         <w:rPr>
-          <w:rFonts w:ascii="微软雅黑" w:eastAsia="微软雅黑" w:hAnsi="微软雅黑" w:hint="eastAsia"/>
+          <w:rFonts w:ascii="微软雅黑" w:eastAsia="微软雅黑" w:hAnsi="微软雅黑"/>
           <w:sz w:val="24"/>
         </w:rPr>
       </w:pPr>
